--- a/04-实施战略/02-详细计划/03-阶段3-扩展与部署(9-18月).docx
+++ b/04-实施战略/02-详细计划/03-阶段3-扩展与部署(9-18月).docx
@@ -696,7 +696,9 @@
             <w:tcW w:type="dxa" w:w="2075"/>
           </w:tcPr>
           <w:p>
-            <w:r/>
+            <w:r>
+              <w:t>精加工</w:t>
+            </w:r>
             <w:r>
               <w:rPr>
                 <w:rFonts w:ascii="SimSun" w:hAnsi="SimSun"/>
@@ -704,7 +706,6 @@
                 <w:i w:val="0"/>
                 <w:sz w:val="20"/>
               </w:rPr>
-              <w:t>搓丝</w:t>
             </w:r>
           </w:p>
         </w:tc>
